--- a/storage/templates/normalized-docx/BM-174/BM-174_normalized.docx
+++ b/storage/templates/normalized-docx/BM-174/BM-174_normalized.docx
@@ -987,13 +987,13 @@
           <w:rFonts w:cs="Times New Roman" w:ascii="Times New Roman" w:hAnsi="Times New Roman"/>
           <w:sz w:val="24"/>
         </w:rPr>
-        <w:t>{{document.field}}</w:t>
-      </w:r>
-      <w:r>
-        <w:rPr>
-          <w:rFonts w:cs="Times New Roman" w:ascii="Times New Roman" w:hAnsi="Times New Roman"/>
-        </w:rPr>
-        <w:t>{{document.field}}</w:t>
+        <w:t>{{document.fullDocumentCode}}</w:t>
+      </w:r>
+      <w:r>
+        <w:rPr>
+          <w:rFonts w:cs="Times New Roman" w:ascii="Times New Roman" w:hAnsi="Times New Roman"/>
+        </w:rPr>
+        <w:t>{{document.issueDate}}</w:t>
       </w:r>
     </w:p>
     <w:p>
@@ -1152,7 +1152,7 @@
           <w:spacing w:val="-2"/>
           <w:szCs w:val="28"/>
         </w:rPr>
-        <w:t>{{document.field}}</w:t>
+        <w:t>{{document.issuePlace}}</w:t>
       </w:r>
       <w:r>
         <w:rPr>
@@ -1186,7 +1186,7 @@
           <w:spacing w:val="-2"/>
           <w:szCs w:val="28"/>
         </w:rPr>
-        <w:t>{{document.field}}</w:t>
+        <w:t>{{document.contentLine}}</w:t>
       </w:r>
     </w:p>
     <w:p>
@@ -1240,7 +1240,7 @@
           <w:spacing w:val="-2"/>
           <w:szCs w:val="28"/>
         </w:rPr>
-        <w:t>{{document.field}}</w:t>
+        <w:t>{{person.personFullName}}</w:t>
         <w:tab/>
         <w:tab/>
       </w:r>
@@ -1268,7 +1268,7 @@
           <w:spacing w:val="-2"/>
           <w:szCs w:val="28"/>
         </w:rPr>
-        <w:t>{{document.field}}</w:t>
+        <w:t>{{person.dateOfBirth}}</w:t>
         <w:tab/>
         <w:tab/>
         <w:t xml:space="preserve"> </w:t>
@@ -1345,7 +1345,7 @@
           <w:spacing w:val="-2"/>
           <w:szCs w:val="28"/>
         </w:rPr>
-        <w:t xml:space="preserve">{{document.field}}</w:t>
+        <w:t xml:space="preserve">{{person.currentAddress}}</w:t>
         <w:tab/>
         <w:tab/>
       </w:r>
@@ -1448,7 +1448,7 @@
           <w:szCs w:val="28"/>
           <w:lang w:eastAsia="vi-VN"/>
         </w:rPr>
-        <w:t>{{document.field}}</w:t>
+        <w:t>{{person.occupation}}</w:t>
       </w:r>
     </w:p>
     <w:p>
@@ -1587,7 +1587,7 @@
                 <w:sz w:val="22"/>
                 <w:szCs w:val="22"/>
               </w:rPr>
-              <w:t>{{document.field}}</w:t>
+              <w:t>{{person.idNumber}}</w:t>
             </w:r>
           </w:p>
           <w:p>
@@ -1652,7 +1652,7 @@
                 <w:sz w:val="24"/>
                 <w:lang w:val="pt-BR"/>
               </w:rPr>
-              <w:t>{{document.field}}</w:t>
+              <w:t>{{document.summaryLine}}</w:t>
             </w:r>
           </w:p>
           <w:p>

--- a/storage/templates/normalized-docx/BM-174/BM-174_normalized.docx
+++ b/storage/templates/normalized-docx/BM-174/BM-174_normalized.docx
@@ -2,6 +2,57 @@
 <file path=word/document.xml><?xml version="1.0" encoding="utf-8"?>
 <w:document xmlns:o="urn:schemas-microsoft-com:office:office" xmlns:r="http://schemas.openxmlformats.org/officeDocument/2006/relationships" xmlns:v="urn:schemas-microsoft-com:vml" xmlns:w="http://schemas.openxmlformats.org/wordprocessingml/2006/main" xmlns:w10="urn:schemas-microsoft-com:office:word" xmlns:wp="http://schemas.openxmlformats.org/drawingml/2006/wordprocessingDrawing" xmlns:pic="http://schemas.openxmlformats.org/drawingml/2006/picture" xmlns:wps="http://schemas.microsoft.com/office/word/2010/wordprocessingShape" xmlns:wpg="http://schemas.microsoft.com/office/word/2010/wordprocessingGroup" xmlns:mc="http://schemas.openxmlformats.org/markup-compatibility/2006" xmlns:wp14="http://schemas.microsoft.com/office/word/2010/wordprocessingDrawing" xmlns:w14="http://schemas.microsoft.com/office/word/2010/wordml" xmlns:w15="http://schemas.microsoft.com/office/word/2012/wordml" mc:Ignorable="w14 wp14 w15">
   <w:body>
+    <w:p>
+      <w:pPr>
+        <w:pStyle w:val="Normal"/>
+        <w:rPr/>
+        <w:jc w:val="right"/>
+      </w:pPr>
+      <w:r>
+        <w:rPr>
+          <w:rFonts w:cs="Times New Roman" w:ascii="Times New Roman" w:hAnsi="Times New Roman"/>
+          <w:b/>
+          <w:bCs/>
+          <w:sz w:val="16"/>
+          <w:szCs w:val="16"/>
+        </w:rPr>
+        <w:t xml:space="preserve">Mẫu số 174/HS</w:t>
+      </w:r>
+    </w:p>
+    <w:p>
+      <w:pPr>
+        <w:pStyle w:val="Normal"/>
+        <w:rPr/>
+        <w:jc w:val="right"/>
+      </w:pPr>
+      <w:r>
+        <w:rPr>
+          <w:rFonts w:cs="Times New Roman" w:ascii="Times New Roman" w:hAnsi="Times New Roman"/>
+          <w:i/>
+          <w:iCs/>
+          <w:sz w:val="16"/>
+          <w:szCs w:val="16"/>
+        </w:rPr>
+        <w:t xml:space="preserve">(Ban hành theo Thông tư số      /2026/TT-VKSTC</w:t>
+      </w:r>
+    </w:p>
+    <w:p>
+      <w:pPr>
+        <w:pStyle w:val="Normal"/>
+        <w:rPr/>
+        <w:jc w:val="right"/>
+      </w:pPr>
+      <w:r>
+        <w:rPr>
+          <w:rFonts w:cs="Times New Roman" w:ascii="Times New Roman" w:hAnsi="Times New Roman"/>
+          <w:i/>
+          <w:iCs/>
+          <w:sz w:val="16"/>
+          <w:szCs w:val="16"/>
+        </w:rPr>
+        <w:t xml:space="preserve">ngày       /     /2026)</w:t>
+      </w:r>
+    </w:p>
     <w:p>
       <w:pPr>
         <w:pStyle w:val="Normal"/>
@@ -484,204 +535,8 @@
       </w:r>
       <w:r>
         <mc:AlternateContent>
-          <mc:Choice Requires="wps">
-            <w:drawing>
-              <wp:anchor distT="0" distB="0" distL="114935" distR="114935" simplePos="0" relativeHeight="2" behindDoc="0" locked="0" layoutInCell="1" allowOverlap="1">
-                <wp:simplePos x="0" y="0"/>
-                <wp:positionH relativeFrom="column">
-                  <wp:posOffset>3749675</wp:posOffset>
-                </wp:positionH>
-                <wp:positionV relativeFrom="paragraph">
-                  <wp:posOffset>-1529715</wp:posOffset>
-                </wp:positionV>
-                <wp:extent cx="2531110" cy="457200"/>
-                <wp:effectExtent l="0" t="0" r="0" b="0"/>
-                <wp:wrapNone/>
-                <wp:docPr id="3" name="Frame1"/>
-                <a:graphic xmlns:a="http://schemas.openxmlformats.org/drawingml/2006/main">
-                  <a:graphicData uri="http://schemas.microsoft.com/office/word/2010/wordprocessingShape">
-                    <wps:wsp>
-                      <wps:cNvSpPr txBox="1"/>
-                      <wps:spPr>
-                        <a:xfrm>
-                          <a:off x="0" y="0"/>
-                          <a:ext cx="2531110" cy="457200"/>
-                        </a:xfrm>
-                        <a:prstGeom prst="rect"/>
-                        <a:solidFill>
-                          <a:srgbClr val="FFFFFF"/>
-                        </a:solidFill>
-                      </wps:spPr>
-                      <wps:txbx>
-                        <w:txbxContent>
-                          <w:p>
-                            <w:pPr>
-                              <w:pStyle w:val="Normal"/>
-                              <w:jc w:val="center"/>
-                              <w:rPr/>
-                            </w:pPr>
-                            <w:r>
-                              <w:rPr>
-                                <w:rFonts w:cs="Times New Roman" w:ascii="Times New Roman" w:hAnsi="Times New Roman"/>
-                                <w:b/>
-                                <w:bCs/>
-                                <w:sz w:val="16"/>
-                                <w:szCs w:val="16"/>
-                              </w:rPr>
-                              <w:t>Mẫu số 174/HS</w:t>
-                            </w:r>
-                          </w:p>
-                          <w:p>
-                            <w:pPr>
-                              <w:pStyle w:val="Normal"/>
-                              <w:jc w:val="center"/>
-                              <w:rPr/>
-                            </w:pPr>
-                            <w:r>
-                              <w:rPr>
-                                <w:rFonts w:cs="Times New Roman" w:ascii="Times New Roman" w:hAnsi="Times New Roman"/>
-                                <w:i/>
-                                <w:iCs/>
-                                <w:sz w:val="16"/>
-                                <w:szCs w:val="16"/>
-                              </w:rPr>
-                              <w:t>(Ban hành theo Thông tư số      /2026/TT-VKSTC</w:t>
-                            </w:r>
-                          </w:p>
-                          <w:p>
-                            <w:pPr>
-                              <w:pStyle w:val="Normal"/>
-                              <w:jc w:val="center"/>
-                              <w:rPr/>
-                            </w:pPr>
-                            <w:r>
-                              <w:rPr>
-                                <w:rFonts w:cs="Times New Roman" w:ascii="Times New Roman" w:hAnsi="Times New Roman"/>
-                                <w:i/>
-                                <w:iCs/>
-                                <w:sz w:val="16"/>
-                                <w:szCs w:val="16"/>
-                              </w:rPr>
-                              <w:t>ngày       /     /2026)</w:t>
-                            </w:r>
-                          </w:p>
-                          <w:p>
-                            <w:pPr>
-                              <w:pStyle w:val="Normal"/>
-                              <w:jc w:val="center"/>
-                              <w:rPr>
-                                <w:rFonts w:ascii="Times New Roman" w:hAnsi="Times New Roman" w:cs="Times New Roman"/>
-                                <w:i/>
-                                <w:iCs/>
-                                <w:sz w:val="16"/>
-                                <w:szCs w:val="16"/>
-                              </w:rPr>
-                            </w:pPr>
-                            <w:r>
-                              <w:rPr>
-                                <w:rFonts w:cs="Times New Roman" w:ascii="Times New Roman" w:hAnsi="Times New Roman"/>
-                                <w:i/>
-                                <w:iCs/>
-                                <w:sz w:val="16"/>
-                                <w:szCs w:val="16"/>
-                              </w:rPr>
-                            </w:r>
-                          </w:p>
-                        </w:txbxContent>
-                      </wps:txbx>
-                      <wps:bodyPr anchor="t" lIns="92075" tIns="46355" rIns="92075" bIns="46355">
-                        <a:noAutofit/>
-                      </wps:bodyPr>
-                    </wps:wsp>
-                  </a:graphicData>
-                </a:graphic>
-              </wp:anchor>
-            </w:drawing>
-          </mc:Choice>
-          <mc:Fallback>
-            <w:pict>
-              <v:rect fillcolor="#FFFFFF" style="position:absolute;rotation:-0;width:199.3pt;height:36pt;mso-wrap-distance-left:9.05pt;mso-wrap-distance-right:9.05pt;mso-wrap-distance-top:0pt;mso-wrap-distance-bottom:0pt;margin-top:-120.45pt;mso-position-vertical-relative:text;margin-left:295.25pt;mso-position-horizontal-relative:text">
-                <v:textbox inset="0.100694444444444in,0.0506944444444444in,0.100694444444444in,0.0506944444444444in">
-                  <w:txbxContent>
-                    <w:p>
-                      <w:pPr>
-                        <w:pStyle w:val="Normal"/>
-                        <w:jc w:val="center"/>
-                        <w:rPr/>
-                      </w:pPr>
-                      <w:r>
-                        <w:rPr>
-                          <w:rFonts w:cs="Times New Roman" w:ascii="Times New Roman" w:hAnsi="Times New Roman"/>
-                          <w:b/>
-                          <w:bCs/>
-                          <w:sz w:val="16"/>
-                          <w:szCs w:val="16"/>
-                        </w:rPr>
-                        <w:t>Mẫu số 174/HS</w:t>
-                      </w:r>
-                    </w:p>
-                    <w:p>
-                      <w:pPr>
-                        <w:pStyle w:val="Normal"/>
-                        <w:jc w:val="center"/>
-                        <w:rPr/>
-                      </w:pPr>
-                      <w:r>
-                        <w:rPr>
-                          <w:rFonts w:cs="Times New Roman" w:ascii="Times New Roman" w:hAnsi="Times New Roman"/>
-                          <w:i/>
-                          <w:iCs/>
-                          <w:sz w:val="16"/>
-                          <w:szCs w:val="16"/>
-                        </w:rPr>
-                        <w:t>(Ban hành theo Thông tư số      /2026/TT-VKSTC</w:t>
-                      </w:r>
-                    </w:p>
-                    <w:p>
-                      <w:pPr>
-                        <w:pStyle w:val="Normal"/>
-                        <w:jc w:val="center"/>
-                        <w:rPr/>
-                      </w:pPr>
-                      <w:r>
-                        <w:rPr>
-                          <w:rFonts w:cs="Times New Roman" w:ascii="Times New Roman" w:hAnsi="Times New Roman"/>
-                          <w:i/>
-                          <w:iCs/>
-                          <w:sz w:val="16"/>
-                          <w:szCs w:val="16"/>
-                        </w:rPr>
-                        <w:t>ngày       /     /2026)</w:t>
-                      </w:r>
-                    </w:p>
-                    <w:p>
-                      <w:pPr>
-                        <w:pStyle w:val="Normal"/>
-                        <w:jc w:val="center"/>
-                        <w:rPr>
-                          <w:rFonts w:ascii="Times New Roman" w:hAnsi="Times New Roman" w:cs="Times New Roman"/>
-                          <w:i/>
-                          <w:iCs/>
-                          <w:sz w:val="16"/>
-                          <w:szCs w:val="16"/>
-                        </w:rPr>
-                      </w:pPr>
-                      <w:r>
-                        <w:rPr>
-                          <w:rFonts w:cs="Times New Roman" w:ascii="Times New Roman" w:hAnsi="Times New Roman"/>
-                          <w:i/>
-                          <w:iCs/>
-                          <w:sz w:val="16"/>
-                          <w:szCs w:val="16"/>
-                        </w:rPr>
-                      </w:r>
-                    </w:p>
-                  </w:txbxContent>
-                </v:textbox>
-                <w10:wrap type="none"/>
-              </v:rect>
-            </w:pict>
-          </mc:Fallback>
+          <mc:Choice Requires="wps"/>
+          <mc:Fallback/>
         </mc:AlternateContent>
       </w:r>
     </w:p>
